--- a/Paper/논문_국문_단일전극_멀티모달센서.docx
+++ b/Paper/논문_국문_단일전극_멀티모달센서.docx
@@ -129,7 +129,7 @@
           <w:i w:val="0"/>
           <w:sz w:val="23"/>
         </w:rPr>
-        <w:t>1.1 각 모달리티의 필요성</w:t>
+        <w:t>1.1 배경</w:t>
       </w:r>
     </w:p>
     <w:p>
@@ -143,7 +143,7 @@
           <w:b w:val="0"/>
           <w:i w:val="0"/>
         </w:rPr>
-        <w:t>근접(비접촉) 감지는 충돌이 일어나기 전에 개입할 수 있는 유일한 수단이다. 안전한 인간–로봇 물리적 상호작용(pHRI)에서는 접촉이 발생한 뒤 반응하는 것으로는 충분하지 않으며, 접촉 이전에 물체의 접근을 예측하고 궤적을 수정해야 한다[6], [7]. 이 때문에 로봇 팔 외피 전면에 근접 센서를 분포시켜 표면 전체에서 충돌을 회피하거나[8], 레이저 거리계 링을 몸체에 둘러 준전신(quasi whole-body) 감지를 구현하는[9] 연구가 이어져 왔다. 근접 감지는 파지에서도 유용해, 손이 물체에 닿기 전에 자세를 미리 정렬하는 데 쓰인다.</w:t>
+        <w:t>근접(비접촉) 감지는 충돌이 일어나기 전에 개입할 수 있는 유일한 수단이다. 안전한 인간–로봇 물리적 상호작용(pHRI)에서는 접촉이 발생한 뒤 반응하는 것으로는 충분하지 않으며, 접촉 이전에 물체의 접근을 예측하고 궤적을 수정해야 한다[6], [7]. 이 때문에 로봇 팔 외피 전면에 근접 센서를 분포시켜 표면 전체에서 충돌을 회피하거나[8], 레이저 거리계 링을 몸체에 둘러 준전신(quasi whole-body) 감지를 구현하는[9] 연구가 이어져 왔다. 근접 감지는 파지에서도 유용해, 손이 물체에 닿기 전에 자세를 미리 정렬하는 데 쓰인다[33].</w:t>
       </w:r>
     </w:p>
     <w:p>
@@ -185,7 +185,7 @@
           <w:b w:val="0"/>
           <w:i w:val="0"/>
         </w:rPr>
-        <w:t>세 모달리티를 같은 지점에서 동시에 얻어야 하는 이유는 단순한 편의가 아니다. 변형하는 표면 위에서는 근접·접촉 신호의 기준 자체가 변형 상태에 따라 달라지기 때문이다. 본 연구의 측정에서도 인장 상태가 압력 민감도를 6.6배까지 바꾸는 교차 민감도가 관측되었다(5.3절). 즉 변형률을 모르면 같은 저항 변화가 어느 정도의 접촉력에 해당하는지 확정할 수 없다. 세 물리량을 각각 별개의 센서로 측정하더라도 이 결합은 사라지지 않으며, 오히려 서로 다른 위치에서 측정된 값을 정합해야 하는 문제가 추가된다. 따라서 결합이 발생하는 바로 그 지점에서 세 신호를 동시에 취득하고 함께 디커플링하는 것이 원리적으로 타당한 접근이다.</w:t>
+        <w:t>세 모달리티를 같은 지점에서 동시에 얻어야 하는 이유는 단순한 편의가 아니다. 변형하는 표면 위에서는 근접·접촉 신호의 기준 자체가 변형 상태에 따라 달라지기 때문이다. 본 연구의 측정에서도 인장 상태가 압력 민감도를 6.6배까지 바꾸는 교차 민감도가 관측되었다(3.3절). 즉 변형률을 모르면 같은 저항 변화가 어느 정도의 접촉력에 해당하는지 확정할 수 없다. 세 물리량을 각각 별개의 센서로 측정하더라도 이 결합은 사라지지 않으며, 오히려 서로 다른 위치에서 측정된 값을 정합해야 하는 문제가 추가된다. 따라서 결합이 발생하는 바로 그 지점에서 세 신호를 동시에 취득하고 함께 디커플링하는 것이 원리적으로 타당한 접근이다.</w:t>
       </w:r>
     </w:p>
     <w:p>
@@ -199,91 +199,7 @@
           <w:i w:val="0"/>
           <w:sz w:val="23"/>
         </w:rPr>
-        <w:t>1.2 왜 소프트 단일 전극 센서인가</w:t>
-      </w:r>
-    </w:p>
-    <w:p>
-      <w:pPr>
-        <w:spacing w:before="0" w:after="120"/>
-        <w:jc w:val="both"/>
-      </w:pPr>
-      <w:r>
-        <w:rPr>
-          <w:rFonts w:ascii="맑은 고딕" w:hAnsi="맑은 고딕" w:eastAsia="맑은 고딕"/>
-          <w:b w:val="0"/>
-          <w:i w:val="0"/>
-        </w:rPr>
-        <w:t>센서가 부착될 대상은 곡면이거나 크게 변형하는 표면이다. 강체 센서를 배열하면 이러한 표면에 밀착시킬 수 없고, 배열 사이의 강성 불연속이 오히려 변형을 방해한다. 유연 센서는 등각 접촉(conformal contact)과 대변형을 허용하므로 이 제약을 해소하며, 웨어러블 응용으로도 확장된다[4], [16].</w:t>
-      </w:r>
-    </w:p>
-    <w:p>
-      <w:pPr>
-        <w:spacing w:before="0" w:after="120"/>
-        <w:jc w:val="both"/>
-      </w:pPr>
-      <w:r>
-        <w:rPr>
-          <w:rFonts w:ascii="맑은 고딕" w:hAnsi="맑은 고딕" w:eastAsia="맑은 고딕"/>
-          <w:b w:val="0"/>
-          <w:i w:val="0"/>
-        </w:rPr>
-        <w:t>그러나 유연화만으로는 충분하지 않다. 세 모달리티를 세 개의 개별 소자로 구현하면 소자 수에 비례해 배선이 늘어나고, 적층에 따른 두께 증가와 박리 위험, 인접 소자 간 크로스토크가 뒤따른다[1], [5]. 대면적 전자 피부에서는 이 배선 복잡도가 실용화의 주된 병목으로 지적되어 왔다. 본 연구가 채택한 접근은 소자 수를 늘리는 대신 하나의 소자를 시간축에서 나누어 쓰는 것이다. EGaIn 나선 코일 하나에 두 가닥 배선만 연결하고, 여기(excitation) 상태를 바꿔가며 인덕턴스·저항·마찰전기 전압을 순차 취득한다. 소자가 하나뿐이므로 소자 간 크로스토크가 원리적으로 존재하지 않고, 배선 수는 모달리티 수와 무관하게 2로 고정되며, 평면성과 신축성이 그대로 유지된다. 코일 형태를 유지한다는 점은 향후 무선 전력 전송이나 통신으로 확장할 여지도 남긴다.</w:t>
-      </w:r>
-    </w:p>
-    <w:p>
-      <w:pPr>
-        <w:spacing w:before="200" w:after="80"/>
-      </w:pPr>
-      <w:r>
-        <w:rPr>
-          <w:rFonts w:ascii="맑은 고딕" w:hAnsi="맑은 고딕" w:eastAsia="맑은 고딕"/>
-          <w:b/>
-          <w:i w:val="0"/>
-          <w:sz w:val="23"/>
-        </w:rPr>
-        <w:t>1.3 왜 임베디드 AI인가</w:t>
-      </w:r>
-    </w:p>
-    <w:p>
-      <w:pPr>
-        <w:spacing w:before="0" w:after="120"/>
-        <w:jc w:val="both"/>
-      </w:pPr>
-      <w:r>
-        <w:rPr>
-          <w:rFonts w:ascii="맑은 고딕" w:hAnsi="맑은 고딕" w:eastAsia="맑은 고딕"/>
-          <w:b w:val="0"/>
-          <w:i w:val="0"/>
-        </w:rPr>
-        <w:t>단일 소자에서 세 신호를 얻으면 신호 결합은 하드웨어가 아니라 계산으로 풀어야 한다. 문제는 그 계산을 어디에서 수행하느냐다. 결합된 관계를 해석적으로 역산하는 방법은 야코비안 특이점에서 발산하므로 실용적이지 않고(2.3절), 학습 기반 역매핑이 현실적인 대안이 된다. 그런데 데이터 기반 디커플링을 PC에서 수행하면 매 샘플마다 MCU–PC 왕복이 발생한다. USB 시리얼 링크의 왕복 지연은 20–40 ms, 지터는 ±5–15 ms 수준이다. 접촉 전이(轉移)는 밀리초 단위로 진행되므로 이 지연은 되먹임 제어에 그대로 실패로 이어진다. 병목은 모델이 아니라 통신 링크에 있으며, 모델을 아무리 빠르게 만들어도 링크를 거치는 한 해소되지 않는다.</w:t>
-      </w:r>
-    </w:p>
-    <w:p>
-      <w:pPr>
-        <w:spacing w:before="0" w:after="120"/>
-        <w:jc w:val="both"/>
-      </w:pPr>
-      <w:r>
-        <w:rPr>
-          <w:rFonts w:ascii="맑은 고딕" w:hAnsi="맑은 고딕" w:eastAsia="맑은 고딕"/>
-          <w:b w:val="0"/>
-          <w:i w:val="0"/>
-        </w:rPr>
-        <w:t>인덕턴스 계측을 LCR 미터 같은 탁상형 장비에 의존하는 것도 같은 성격의 제약이다. 정밀도는 확보되지만 이동형·착용형 응용은 불가능해진다. 따라서 계측과 추론을 모두 센서 옆의 마이크로컨트롤러 안에서 끝내는 구성이 필요하다. 온디바이스 추론은 네트워크 의존성 없이 결정론적인 지연을 제공하고, 배터리 구동이 가능하며, 데이터를 외부로 내보내지 않는다. 다만 이 선택은 강한 제약을 동반한다. 모델은 플래시 128 KB와 SRAM 32 KB 안에 들어가야 하고, 1 ms TDM 주기 안에서 취득과 추론을 모두 끝내야 한다. 본 연구에서 모델 구조를 물리적 비대칭에 맞추어 설계하고 파라미터 수를 1,413개까지 줄인 것은 정확도만을 위한 선택이 아니라 이 제약에서 출발한 결과다.</w:t>
-      </w:r>
-    </w:p>
-    <w:p>
-      <w:pPr>
-        <w:spacing w:before="200" w:after="80"/>
-      </w:pPr>
-      <w:r>
-        <w:rPr>
-          <w:rFonts w:ascii="맑은 고딕" w:hAnsi="맑은 고딕" w:eastAsia="맑은 고딕"/>
-          <w:b/>
-          <w:i w:val="0"/>
-          <w:sz w:val="23"/>
-        </w:rPr>
-        <w:t>1.4 기존 연구의 한계와 본 연구의 대응</w:t>
+        <w:t>1.2 기존 연구의 한계</w:t>
       </w:r>
     </w:p>
     <w:p>
@@ -298,6 +214,20 @@
           <w:i w:val="0"/>
         </w:rPr>
         <w:t>인덕티브 소프트 센서 자체는 활발히 연구되어 왔다. 액체금속 코일을 이용한 고해상도 인장 센서[16], 와전류 효과 기반 촉각 센서[17], 평면 코일 굽힘 센서[18], 마찰전기–인덕티브 하이브리드 물체 인식 센서[19], 정전용량–인덕턴스 결합 인간–로봇 안전 센서[6], 자기수용감각과 촉각을 함께 얻는 이중 모달 센서[20], 손끝을 모사한 이방성 액체금속 센서[21] 등이 보고되었다. 그러나 이들 대부분은 디커플링의 어려움 때문에 인장 또는 자기장 변화 중 한쪽만 단독으로 사용하거나, 두 모달리티까지만 다룬다. 표 1은 선행 접근들의 한계와 본 연구가 그에 대응하는 방식을 정리한 것이다.</w:t>
+      </w:r>
+    </w:p>
+    <w:p>
+      <w:pPr>
+        <w:spacing w:before="0" w:after="120"/>
+        <w:jc w:val="both"/>
+      </w:pPr>
+      <w:r>
+        <w:rPr>
+          <w:rFonts w:ascii="맑은 고딕" w:hAnsi="맑은 고딕" w:eastAsia="맑은 고딕"/>
+          <w:b w:val="0"/>
+          <w:i w:val="0"/>
+        </w:rPr>
+        <w:t>여러 소자로 멀티모달 센싱을 구현하는 접근은 배치 방식에 관계없이 근본적으로 세 가지 한계 중 하나에 부딪힌다. 소자를 평면 어레이로 배치하면 소자 수만큼 배선이 늘고 인접 소자 간 크로스토크가 발생하며 필요한 면적도 함께 커진다[34], [35]. 소자를 적층하면 배선과 크로스토크 문제는 그대로 남으면서 층간 박리라는 새로운 취약점이 추가된다[36], [37]. 반대로 앞서 살펴본 것처럼 단일 소자에서 여러 신호를 얻는 인덕티브 소프트 센서는 배선·면적·박리 문제를 피할 수 있지만, 이번에는 신호 디커플링 자체가 어려워 인장 또는 근접 중 하나만 단독으로 다루는 데 그친다[16]–[18], [21]. 즉 배선·크로스토크·박리 문제와 디커플링 문제는 서로 다른 원인에서 비롯되며, 하나를 피하려는 설계는 다른 하나를 떠안는 경향이 있다.</w:t>
       </w:r>
     </w:p>
     <w:p>
@@ -817,6 +747,90 @@
     </w:p>
     <w:p>
       <w:pPr>
+        <w:spacing w:before="200" w:after="80"/>
+      </w:pPr>
+      <w:r>
+        <w:rPr>
+          <w:rFonts w:ascii="맑은 고딕" w:hAnsi="맑은 고딕" w:eastAsia="맑은 고딕"/>
+          <w:b/>
+          <w:i w:val="0"/>
+          <w:sz w:val="23"/>
+        </w:rPr>
+        <w:t>1.3 본 연구의 목적 및 중요성</w:t>
+      </w:r>
+    </w:p>
+    <w:p>
+      <w:pPr>
+        <w:spacing w:before="0" w:after="120"/>
+        <w:jc w:val="both"/>
+      </w:pPr>
+      <w:r>
+        <w:rPr>
+          <w:rFonts w:ascii="맑은 고딕" w:hAnsi="맑은 고딕" w:eastAsia="맑은 고딕"/>
+          <w:b w:val="0"/>
+          <w:i w:val="0"/>
+        </w:rPr>
+        <w:t>센서가 부착될 대상은 곡면이거나 크게 변형하는 표면이다. 강체 센서를 배열하면 이러한 표면에 밀착시킬 수 없고, 배열 사이의 강성 불연속이 오히려 변형을 방해한다. 유연 센서는 등각 접촉(conformal contact)과 대변형을 허용하므로 이 제약을 해소하며, 웨어러블 응용으로도 확장된다[4], [16].</w:t>
+      </w:r>
+    </w:p>
+    <w:p>
+      <w:pPr>
+        <w:spacing w:before="0" w:after="120"/>
+        <w:jc w:val="both"/>
+      </w:pPr>
+      <w:r>
+        <w:rPr>
+          <w:rFonts w:ascii="맑은 고딕" w:hAnsi="맑은 고딕" w:eastAsia="맑은 고딕"/>
+          <w:b w:val="0"/>
+          <w:i w:val="0"/>
+        </w:rPr>
+        <w:t>그러나 유연화만으로는 충분하지 않다. 세 모달리티를 세 개의 개별 소자로 구현하면 소자 수에 비례해 배선이 늘어나고, 적층에 따른 두께 증가와 박리 위험, 인접 소자 간 크로스토크가 뒤따른다[1], [5]. 대면적 전자 피부에서는 이 배선 복잡도가 실용화의 주된 병목으로 지적되어 왔다. 본 연구가 채택한 접근은 소자 수를 늘리는 대신 하나의 소자를 시간축에서 나누어 쓰는 것이다. EGaIn 나선 코일 하나에 두 가닥 배선만 연결하고, 여기(excitation) 상태를 바꿔가며 인덕턴스·저항·마찰전기 전압을 순차 취득한다. 소자가 하나뿐이므로 소자 간 크로스토크가 원리적으로 존재하지 않고, 배선 수는 모달리티 수와 무관하게 2로 고정되며, 평면성과 신축성이 그대로 유지된다. 코일 형태를 유지한다는 점은 향후 무선 전력 전송이나 통신으로 확장할 여지도 남긴다.</w:t>
+      </w:r>
+    </w:p>
+    <w:p>
+      <w:pPr>
+        <w:spacing w:before="0" w:after="120"/>
+        <w:jc w:val="both"/>
+      </w:pPr>
+      <w:r>
+        <w:rPr>
+          <w:rFonts w:ascii="맑은 고딕" w:hAnsi="맑은 고딕" w:eastAsia="맑은 고딕"/>
+          <w:b w:val="0"/>
+          <w:i w:val="0"/>
+        </w:rPr>
+        <w:t>단일 소자에서 세 신호를 얻으면 신호 결합은 하드웨어가 아니라 계산으로 풀어야 한다. 문제는 그 계산을 어디에서 수행하느냐다. 결합된 관계를 해석적으로 역산하는 방법은 야코비안 특이점에서 발산하므로 실용적이지 않고(4.1절), 학습 기반 역매핑이 현실적인 대안이 된다. 그런데 데이터 기반 디커플링을 PC에서 수행하면 매 샘플마다 MCU–PC 왕복이 발생한다. USB 시리얼 링크의 왕복 지연은 20–40 ms, 지터는 ±5–15 ms 수준이다. 접촉 전이(轉移)는 밀리초 단위로 진행되므로 이 지연은 되먹임 제어에 그대로 실패로 이어진다. 병목은 모델이 아니라 통신 링크에 있으며, 모델을 아무리 빠르게 만들어도 링크를 거치는 한 해소되지 않는다.</w:t>
+      </w:r>
+    </w:p>
+    <w:p>
+      <w:pPr>
+        <w:spacing w:before="0" w:after="120"/>
+        <w:jc w:val="both"/>
+      </w:pPr>
+      <w:r>
+        <w:rPr>
+          <w:rFonts w:ascii="맑은 고딕" w:hAnsi="맑은 고딕" w:eastAsia="맑은 고딕"/>
+          <w:b w:val="0"/>
+          <w:i w:val="0"/>
+        </w:rPr>
+        <w:t>인덕턴스 계측을 LCR 미터 같은 탁상형 장비에 의존하는 것도 같은 성격의 제약이다. 정밀도는 확보되지만 이동형·착용형 응용은 불가능해진다. 따라서 계측과 추론을 모두 센서 옆의 마이크로컨트롤러 안에서 끝내는 구성이 필요하다. 온디바이스 추론은 네트워크 의존성 없이 결정론적인 지연을 제공하고, 배터리 구동이 가능하며, 데이터를 외부로 내보내지 않는다. 다만 이 선택은 강한 제약을 동반한다. 모델은 플래시 128 KB와 SRAM 32 KB 안에 들어가야 하고, 1 ms TDM 주기 안에서 취득과 추론을 모두 끝내야 한다. 본 연구에서 모델 구조를 물리적 비대칭에 맞추어 설계하고 파라미터 수를 1,413개까지 줄인 것은 정확도만을 위한 선택이 아니라 이 제약에서 출발한 결과다.</w:t>
+      </w:r>
+    </w:p>
+    <w:p>
+      <w:pPr>
+        <w:spacing w:before="0" w:after="120"/>
+        <w:jc w:val="both"/>
+      </w:pPr>
+      <w:r>
+        <w:rPr>
+          <w:rFonts w:ascii="맑은 고딕" w:hAnsi="맑은 고딕" w:eastAsia="맑은 고딕"/>
+          <w:b w:val="0"/>
+          <w:i w:val="0"/>
+        </w:rPr>
+        <w:t>동일한 TDM 스케줄은 세 번째 신호인 마찰전기 전압 V_TENG도 함께 취득하는데, 본 연구에서 이 신호의 역할은 L·R보다 의도적으로 제한적이다. V_TENG은 접촉과 분리 순간의 전하 이동에 의해서만 발생하므로 상태량이 아니라 이벤트·동역학 신호다 — 센서와 접촉체 사이에 상대 운동이 없으면, 4.1.3절의 인과적 이력 피처로 평활한 뒤에도 L·R 채널이 원리적으로 담을 수 없는 정보를 TENG은 상대 운동이 있을 때만 담아낸다. 이는 본 연구가 다루는 세 모달리티를 넘어서는 두 가지 가능성을 시사한다. 첫째는 접촉 동역학과 슬립(미끄러짐) 감지다 — 마찰전기 전하 생성은 본질적으로 상대적 미끄러짐 운동에 민감하며, 접촉 계면의 미세 슬립을 마찰전기 신호로 직접 측정한 자가발전 센서 연구에서 이미 이 기구가 활용된 바 있다[31]. 둘째는 접촉 물체의 재질을 체계적으로 식별하는 것이다 — 2.2절에서 보인 것처럼 ΔL의 부호만으로도 도체와 유전체를 구분할 수 있는데, 여기에 물질의 마찰전기 서열(triboelectric series)상 위치에 좌우되는 마찰전기 극성·크기 정보를 결합하면 이 이분법을 더 넓은 재질 분류로 확장할 수 있을 것으로 기대된다 — 실제로 마찰전기 촉각 신호와 딥러닝을 결합해 재질과 질감을 동시에 인식하는 유연 센서가 보고되어 있다[19], [32]. 두 방향 모두 본 연구 범위를 넘어서는 전용 데이터 수집이 필요해 향후 과제로 남겨두었으나(5절), 이러한 이유로 V_TENG은 디커플러 입력으로는 L·R만 사용하는 지금도 하드웨어·펌웨어에 그대로 유지되어 있다(3.5절).</w:t>
+      </w:r>
+    </w:p>
+    <w:p>
+      <w:pPr>
         <w:spacing w:before="0" w:after="120"/>
         <w:jc w:val="both"/>
       </w:pPr>
@@ -910,7 +924,7 @@
           <w:i w:val="0"/>
           <w:sz w:val="26"/>
         </w:rPr>
-        <w:t>2. 센서 설계와 물리적 원리</w:t>
+        <w:t>2. 설계 및 제작</w:t>
       </w:r>
     </w:p>
     <w:p>
@@ -924,7 +938,7 @@
           <w:i w:val="0"/>
           <w:sz w:val="23"/>
         </w:rPr>
-        <w:t>2.1 단일 전극 EGaIn 나선 코일과 제작 공정</w:t>
+        <w:t>2.1 센서 설계</w:t>
       </w:r>
     </w:p>
     <w:p>
@@ -939,6 +953,193 @@
           <w:i w:val="0"/>
         </w:rPr>
         <w:t>센서 전극은 EGaIn 액체금속을 일래스토머 기판 위에 DIW(Direct Ink Writing)로 인쇄한 평면 직사각형 나선 코일이다(그림 1a). 액체금속은 대변형에서도 도전 경로가 끊기지 않아 30 % 인장까지 반복 사용이 가능하며, 코일 형상 덕분에 하나의 도전 트레이스가 저항 소자와 인덕터 역할을 동시에 수행한다. 센서의 초기 유효 길이는 120 mm이고, 인장 시험은 0–36 mm(변형률 0–30 %) 범위에서 수행하였다.</w:t>
+      </w:r>
+    </w:p>
+    <w:p>
+      <w:pPr>
+        <w:spacing w:before="200" w:after="80"/>
+      </w:pPr>
+      <w:r>
+        <w:rPr>
+          <w:rFonts w:ascii="맑은 고딕" w:hAnsi="맑은 고딕" w:eastAsia="맑은 고딕"/>
+          <w:b/>
+          <w:i w:val="0"/>
+          <w:sz w:val="23"/>
+        </w:rPr>
+        <w:t>2.2 멀티모달리티: 기계적·전자기적 특성</w:t>
+      </w:r>
+    </w:p>
+    <w:p>
+      <w:pPr>
+        <w:spacing w:before="0" w:after="120"/>
+        <w:jc w:val="both"/>
+      </w:pPr>
+      <w:r>
+        <w:rPr>
+          <w:rFonts w:ascii="맑은 고딕" w:hAnsi="맑은 고딕" w:eastAsia="맑은 고딕"/>
+          <w:b w:val="0"/>
+          <w:i w:val="0"/>
+        </w:rPr>
+        <w:t>동일한 코일에서 서로 다른 물리 기구로 세 신호가 생성된다. DC 저항은 도선의 기하에만 의존한다. 길이가 (1+ε)배로 늘고 단면적이 그에 반비례해 줄면 저항은 다음과 같이 변한다.</w:t>
+      </w:r>
+    </w:p>
+    <w:p>
+      <w:pPr>
+        <w:spacing w:before="80" w:after="120"/>
+        <w:jc w:val="center"/>
+      </w:pPr>
+      <w:r>
+        <w:rPr>
+          <w:rFonts w:ascii="맑은 고딕" w:hAnsi="맑은 고딕" w:eastAsia="맑은 고딕"/>
+          <w:b w:val="0"/>
+          <w:i w:val="0"/>
+          <w:sz w:val="20"/>
+        </w:rPr>
+        <w:t>R_DC(ε) = R_DC,0 · (1 + ε)²</w:t>
+      </w:r>
+    </w:p>
+    <w:p>
+      <w:pPr>
+        <w:spacing w:before="0" w:after="120"/>
+        <w:jc w:val="both"/>
+      </w:pPr>
+      <w:r>
+        <w:rPr>
+          <w:rFonts w:ascii="맑은 고딕" w:hAnsi="맑은 고딕" w:eastAsia="맑은 고딕"/>
+          <w:b w:val="0"/>
+          <w:i w:val="0"/>
+        </w:rPr>
+        <w:t>자기 인덕턴스는 직사각형 평면 나선에 대한 Rosa 계열의 부분 인덕턴스 식으로 기술되며, 권선 면적 A, 종횡비 t = b/a, 채널 반경 r이 인장에 따라 각각 다른 지수로 변한다.</w:t>
+      </w:r>
+    </w:p>
+    <w:p>
+      <w:pPr>
+        <w:spacing w:before="80" w:after="120"/>
+        <w:jc w:val="center"/>
+      </w:pPr>
+      <w:r>
+        <w:rPr>
+          <w:rFonts w:ascii="맑은 고딕" w:hAnsi="맑은 고딕" w:eastAsia="맑은 고딕"/>
+          <w:b w:val="0"/>
+          <w:i w:val="0"/>
+          <w:sz w:val="20"/>
+        </w:rPr>
+        <w:t>A(ε) = A₀(1+ε)^0.5,   t(ε) = t₀(1+ε)^1.5,   r(ε) = r₀(1+ε)^(−0.5)</w:t>
+      </w:r>
+    </w:p>
+    <w:p>
+      <w:pPr>
+        <w:spacing w:before="0" w:after="120"/>
+        <w:jc w:val="both"/>
+      </w:pPr>
+      <w:r>
+        <w:rPr>
+          <w:rFonts w:ascii="맑은 고딕" w:hAnsi="맑은 고딕" w:eastAsia="맑은 고딕"/>
+          <w:b w:val="0"/>
+          <w:i w:val="0"/>
+        </w:rPr>
+        <w:t>표적이 접근하면 코일과 표적 사이의 상호 인덕턴스 M(ε, d)를 통해 반사 임피던스가 나타나[22], [23], 실효 인덕턴스와 AC 등가 직렬 저항이 다음과 같이 변한다.</w:t>
+      </w:r>
+    </w:p>
+    <w:p>
+      <w:pPr>
+        <w:spacing w:before="80" w:after="120"/>
+        <w:jc w:val="center"/>
+      </w:pPr>
+      <w:r>
+        <w:rPr>
+          <w:rFonts w:ascii="맑은 고딕" w:hAnsi="맑은 고딕" w:eastAsia="맑은 고딕"/>
+          <w:b w:val="0"/>
+          <w:i w:val="0"/>
+          <w:sz w:val="20"/>
+        </w:rPr>
+        <w:t>L(ε, d) = L_self(ε) − ω²M(ε,d)²·L_t / (R_t² + ω²L_t²)</w:t>
+      </w:r>
+    </w:p>
+    <w:p>
+      <w:pPr>
+        <w:spacing w:before="80" w:after="120"/>
+        <w:jc w:val="center"/>
+      </w:pPr>
+      <w:r>
+        <w:rPr>
+          <w:rFonts w:ascii="맑은 고딕" w:hAnsi="맑은 고딕" w:eastAsia="맑은 고딕"/>
+          <w:b w:val="0"/>
+          <w:i w:val="0"/>
+          <w:sz w:val="20"/>
+        </w:rPr>
+        <w:t>R_s(ε, d) = R_DC(ε) + ω²M(ε,d)²·R_t / (R_t² + ω²L_t²)</w:t>
+      </w:r>
+    </w:p>
+    <w:p>
+      <w:pPr>
+        <w:spacing w:before="0" w:after="120"/>
+        <w:jc w:val="both"/>
+      </w:pPr>
+      <w:r>
+        <w:rPr>
+          <w:rFonts w:ascii="맑은 고딕" w:hAnsi="맑은 고딕" w:eastAsia="맑은 고딕"/>
+          <w:b w:val="0"/>
+          <w:i w:val="0"/>
+        </w:rPr>
+        <w:t>이로부터 그림 1c의 응답 시그니처가 도출된다. 인장은 L, R_s, R_DC를 모두 증가시킨다. 도체가 접근하면 와전류 손실에 의해 L은 감소하고 R_s는 증가하지만 R_DC는 변하지 않는다. 유전체가 접근하면 유전율 변화와 전기장 재분포로 L이 오히려 증가한다. 대전된 물체가 접촉하면 마찰전기 전하 이동으로 V_TENG에 피크가 발생한다. 도체와 유전체에서 ΔL의 부호가 반대라는 점은 단순한 방해 요인이 아니라, 향후 물체의 전기적 성질을 식별하는 데 쓸 수 있는 정보다(5절).</w:t>
+      </w:r>
+    </w:p>
+    <w:p>
+      <w:pPr>
+        <w:spacing w:before="0" w:after="120"/>
+        <w:jc w:val="both"/>
+      </w:pPr>
+      <w:r>
+        <w:rPr>
+          <w:rFonts w:ascii="맑은 고딕" w:hAnsi="맑은 고딕" w:eastAsia="맑은 고딕"/>
+          <w:b w:val="0"/>
+          <w:i w:val="0"/>
+        </w:rPr>
+        <w:t>인덕턴스는 LDC1614가 측정하는 LC 탱크의 공진 주파수 f로부터 환산한다. f ∝ 1/√L 이므로 기준 상태 대비 상대 변화는 다음과 같이 계산된다.</w:t>
+      </w:r>
+    </w:p>
+    <w:p>
+      <w:pPr>
+        <w:spacing w:before="80" w:after="120"/>
+        <w:jc w:val="center"/>
+      </w:pPr>
+      <w:r>
+        <w:rPr>
+          <w:rFonts w:ascii="맑은 고딕" w:hAnsi="맑은 고딕" w:eastAsia="맑은 고딕"/>
+          <w:b w:val="0"/>
+          <w:i w:val="0"/>
+          <w:sz w:val="20"/>
+        </w:rPr>
+        <w:t>ΔL/L₀ = (f₀ / f)² − 1,    ΔR/R₀ = (r − r₀) / r₀</w:t>
+      </w:r>
+    </w:p>
+    <w:p>
+      <w:pPr>
+        <w:spacing w:before="0" w:after="120"/>
+        <w:jc w:val="both"/>
+      </w:pPr>
+      <w:r>
+        <w:rPr>
+          <w:rFonts w:ascii="맑은 고딕" w:hAnsi="맑은 고딕" w:eastAsia="맑은 고딕"/>
+          <w:b w:val="0"/>
+          <w:i w:val="0"/>
+        </w:rPr>
+        <w:t>여기서 f₀, r₀은 무변형·최대 이격 조건에서 세션별로 취한 중앙값 기준선이다. 기준선을 세션마다 다시 잡는 이유는 액체금속 센서의 초기 저항이 재장착·온도에 따라 수 % 수준에서 달라지기 때문이다.</w:t>
+      </w:r>
+    </w:p>
+    <w:p>
+      <w:pPr>
+        <w:spacing w:before="200" w:after="80"/>
+      </w:pPr>
+      <w:r>
+        <w:rPr>
+          <w:rFonts w:ascii="맑은 고딕" w:hAnsi="맑은 고딕" w:eastAsia="맑은 고딕"/>
+          <w:b/>
+          <w:i w:val="0"/>
+          <w:sz w:val="23"/>
+        </w:rPr>
+        <w:t>2.3 센서 제작</w:t>
       </w:r>
     </w:p>
     <w:p>
@@ -1021,7 +1222,7 @@
           <w:i w:val="0"/>
           <w:sz w:val="17"/>
         </w:rPr>
-        <w:t>그림 1. 센서 설계 개요. (a) 평면 직사각형 나선 코일의 기하 — 짧은 변 a, 긴 변 b, 액체금속 채널 반경 r, 표적까지의 거리 d, 표적의 등가 인덕턴스·저항 L_t, R_t. (b) 네 단계 제작 공정. 브리징이 나선을 두 가닥 단일 전극으로 완결시킨다. (c) 자극별 응답 시그니처. * 표시는 압축 시 실제 L은 감소하지만 Q-factor 저하 때문에 근사 역산 결과가 증가로 나타남을 뜻한다(5.2절).</w:t>
+        <w:t>그림 1. 센서 설계 개요. (a) 평면 직사각형 나선 코일의 기하 — 짧은 변 a, 긴 변 b, 액체금속 채널 반경 r, 표적까지의 거리 d, 표적의 등가 인덕턴스·저항 L_t, R_t. (b) 네 단계 제작 공정. 브리징이 나선을 두 가닥 단일 전극으로 완결시킨다. (c) 자극별 응답 시그니처. * 표시는 압축 시 실제 L은 감소하지만 Q-factor 저하 때문에 근사 역산 결과가 증가로 나타남을 뜻한다(3.3절).</w:t>
       </w:r>
     </w:p>
     <w:p>
@@ -1035,166 +1236,7 @@
           <w:i w:val="0"/>
           <w:sz w:val="23"/>
         </w:rPr>
-        <w:t>2.2 전자기적 특성과 신호 생성 기구</w:t>
-      </w:r>
-    </w:p>
-    <w:p>
-      <w:pPr>
-        <w:spacing w:before="0" w:after="120"/>
-        <w:jc w:val="both"/>
-      </w:pPr>
-      <w:r>
-        <w:rPr>
-          <w:rFonts w:ascii="맑은 고딕" w:hAnsi="맑은 고딕" w:eastAsia="맑은 고딕"/>
-          <w:b w:val="0"/>
-          <w:i w:val="0"/>
-        </w:rPr>
-        <w:t>동일한 코일에서 서로 다른 물리 기구로 세 신호가 생성된다. DC 저항은 도선의 기하에만 의존한다. 길이가 (1+ε)배로 늘고 단면적이 그에 반비례해 줄면 저항은 다음과 같이 변한다.</w:t>
-      </w:r>
-    </w:p>
-    <w:p>
-      <w:pPr>
-        <w:spacing w:before="80" w:after="120"/>
-        <w:jc w:val="center"/>
-      </w:pPr>
-      <w:r>
-        <w:rPr>
-          <w:rFonts w:ascii="맑은 고딕" w:hAnsi="맑은 고딕" w:eastAsia="맑은 고딕"/>
-          <w:b w:val="0"/>
-          <w:i w:val="0"/>
-          <w:sz w:val="20"/>
-        </w:rPr>
-        <w:t>R_DC(ε) = R_DC,0 · (1 + ε)²</w:t>
-      </w:r>
-    </w:p>
-    <w:p>
-      <w:pPr>
-        <w:spacing w:before="0" w:after="120"/>
-        <w:jc w:val="both"/>
-      </w:pPr>
-      <w:r>
-        <w:rPr>
-          <w:rFonts w:ascii="맑은 고딕" w:hAnsi="맑은 고딕" w:eastAsia="맑은 고딕"/>
-          <w:b w:val="0"/>
-          <w:i w:val="0"/>
-        </w:rPr>
-        <w:t>자기 인덕턴스는 직사각형 평면 나선에 대한 Rosa 계열의 부분 인덕턴스 식으로 기술되며, 권선 면적 A, 종횡비 t = b/a, 채널 반경 r이 인장에 따라 각각 다른 지수로 변한다.</w:t>
-      </w:r>
-    </w:p>
-    <w:p>
-      <w:pPr>
-        <w:spacing w:before="80" w:after="120"/>
-        <w:jc w:val="center"/>
-      </w:pPr>
-      <w:r>
-        <w:rPr>
-          <w:rFonts w:ascii="맑은 고딕" w:hAnsi="맑은 고딕" w:eastAsia="맑은 고딕"/>
-          <w:b w:val="0"/>
-          <w:i w:val="0"/>
-          <w:sz w:val="20"/>
-        </w:rPr>
-        <w:t>A(ε) = A₀(1+ε)^0.5,   t(ε) = t₀(1+ε)^1.5,   r(ε) = r₀(1+ε)^(−0.5)</w:t>
-      </w:r>
-    </w:p>
-    <w:p>
-      <w:pPr>
-        <w:spacing w:before="0" w:after="120"/>
-        <w:jc w:val="both"/>
-      </w:pPr>
-      <w:r>
-        <w:rPr>
-          <w:rFonts w:ascii="맑은 고딕" w:hAnsi="맑은 고딕" w:eastAsia="맑은 고딕"/>
-          <w:b w:val="0"/>
-          <w:i w:val="0"/>
-        </w:rPr>
-        <w:t>표적이 접근하면 코일과 표적 사이의 상호 인덕턴스 M(ε, d)를 통해 반사 임피던스가 나타나[22], [23], 실효 인덕턴스와 AC 등가 직렬 저항이 다음과 같이 변한다.</w:t>
-      </w:r>
-    </w:p>
-    <w:p>
-      <w:pPr>
-        <w:spacing w:before="80" w:after="120"/>
-        <w:jc w:val="center"/>
-      </w:pPr>
-      <w:r>
-        <w:rPr>
-          <w:rFonts w:ascii="맑은 고딕" w:hAnsi="맑은 고딕" w:eastAsia="맑은 고딕"/>
-          <w:b w:val="0"/>
-          <w:i w:val="0"/>
-          <w:sz w:val="20"/>
-        </w:rPr>
-        <w:t>L(ε, d) = L_self(ε) − ω²M(ε,d)²·L_t / (R_t² + ω²L_t²)</w:t>
-      </w:r>
-    </w:p>
-    <w:p>
-      <w:pPr>
-        <w:spacing w:before="80" w:after="120"/>
-        <w:jc w:val="center"/>
-      </w:pPr>
-      <w:r>
-        <w:rPr>
-          <w:rFonts w:ascii="맑은 고딕" w:hAnsi="맑은 고딕" w:eastAsia="맑은 고딕"/>
-          <w:b w:val="0"/>
-          <w:i w:val="0"/>
-          <w:sz w:val="20"/>
-        </w:rPr>
-        <w:t>R_s(ε, d) = R_DC(ε) + ω²M(ε,d)²·R_t / (R_t² + ω²L_t²)</w:t>
-      </w:r>
-    </w:p>
-    <w:p>
-      <w:pPr>
-        <w:spacing w:before="0" w:after="120"/>
-        <w:jc w:val="both"/>
-      </w:pPr>
-      <w:r>
-        <w:rPr>
-          <w:rFonts w:ascii="맑은 고딕" w:hAnsi="맑은 고딕" w:eastAsia="맑은 고딕"/>
-          <w:b w:val="0"/>
-          <w:i w:val="0"/>
-        </w:rPr>
-        <w:t>이로부터 그림 1c의 응답 시그니처가 도출된다. 인장은 L, R_s, R_DC를 모두 증가시킨다. 도체가 접근하면 와전류 손실에 의해 L은 감소하고 R_s는 증가하지만 R_DC는 변하지 않는다. 유전체가 접근하면 유전율 변화와 전기장 재분포로 L이 오히려 증가한다. 대전된 물체가 접촉하면 마찰전기 전하 이동으로 V_TENG에 피크가 발생한다. 도체와 유전체에서 ΔL의 부호가 반대라는 점은 단순한 방해 요인이 아니라, 향후 물체의 전기적 성질을 식별하는 데 쓸 수 있는 정보다(9절).</w:t>
-      </w:r>
-    </w:p>
-    <w:p>
-      <w:pPr>
-        <w:spacing w:before="0" w:after="120"/>
-        <w:jc w:val="both"/>
-      </w:pPr>
-      <w:r>
-        <w:rPr>
-          <w:rFonts w:ascii="맑은 고딕" w:hAnsi="맑은 고딕" w:eastAsia="맑은 고딕"/>
-          <w:b w:val="0"/>
-          <w:i w:val="0"/>
-        </w:rPr>
-        <w:t>인덕턴스는 LDC1614가 측정하는 LC 탱크의 공진 주파수 f로부터 환산한다. f ∝ 1/√L 이므로 기준 상태 대비 상대 변화는 다음과 같이 계산된다.</w:t>
-      </w:r>
-    </w:p>
-    <w:p>
-      <w:pPr>
-        <w:spacing w:before="80" w:after="120"/>
-        <w:jc w:val="center"/>
-      </w:pPr>
-      <w:r>
-        <w:rPr>
-          <w:rFonts w:ascii="맑은 고딕" w:hAnsi="맑은 고딕" w:eastAsia="맑은 고딕"/>
-          <w:b w:val="0"/>
-          <w:i w:val="0"/>
-          <w:sz w:val="20"/>
-        </w:rPr>
-        <w:t>ΔL/L₀ = (f₀ / f)² − 1,    ΔR/R₀ = (r − r₀) / r₀</w:t>
-      </w:r>
-    </w:p>
-    <w:p>
-      <w:pPr>
-        <w:spacing w:before="0" w:after="120"/>
-        <w:jc w:val="both"/>
-      </w:pPr>
-      <w:r>
-        <w:rPr>
-          <w:rFonts w:ascii="맑은 고딕" w:hAnsi="맑은 고딕" w:eastAsia="맑은 고딕"/>
-          <w:b w:val="0"/>
-          <w:i w:val="0"/>
-        </w:rPr>
-        <w:t>여기서 f₀, r₀은 무변형·최대 이격 조건에서 세션별로 취한 중앙값 기준선이다. 기준선을 세션마다 다시 잡는 이유는 액체금속 센서의 초기 저항이 재장착·온도에 따라 수 % 수준에서 달라지기 때문이다.</w:t>
+        <w:t>2.4 시분할 측정 아키텍처(다신호 스위칭 PCB)</w:t>
       </w:r>
     </w:p>
     <w:p>
@@ -1206,109 +1248,9 @@
           <w:rFonts w:ascii="맑은 고딕" w:hAnsi="맑은 고딕" w:eastAsia="맑은 고딕"/>
           <w:b/>
           <w:i w:val="0"/>
-          <w:sz w:val="23"/>
+          <w:sz w:val="21"/>
         </w:rPr>
-        <w:t>2.3 결합 구조와 해석적 역산의 한계</w:t>
-      </w:r>
-    </w:p>
-    <w:p>
-      <w:pPr>
-        <w:spacing w:before="0" w:after="120"/>
-        <w:jc w:val="both"/>
-      </w:pPr>
-      <w:r>
-        <w:rPr>
-          <w:rFonts w:ascii="맑은 고딕" w:hAnsi="맑은 고딕" w:eastAsia="맑은 고딕"/>
-          <w:b w:val="0"/>
-          <w:i w:val="0"/>
-        </w:rPr>
-        <w:t>위 이론식은 상호 인덕턴스 M(ε, d)의 해석적 형태를 요구하므로, 실용적으로는 다음의 경험적 피팅 모델을 사용한다.</w:t>
-      </w:r>
-    </w:p>
-    <w:p>
-      <w:pPr>
-        <w:spacing w:before="80" w:after="120"/>
-        <w:jc w:val="center"/>
-      </w:pPr>
-      <w:r>
-        <w:rPr>
-          <w:rFonts w:ascii="맑은 고딕" w:hAnsi="맑은 고딕" w:eastAsia="맑은 고딕"/>
-          <w:b w:val="0"/>
-          <w:i w:val="0"/>
-          <w:sz w:val="20"/>
-        </w:rPr>
-        <w:t>ΔR/R₀ = α₁ε + α₂ε²,    ΔL/L₀ = β₁ε + β₂/(d+d₀)^k + β₃·ε·f(d)</w:t>
-      </w:r>
-    </w:p>
-    <w:p>
-      <w:pPr>
-        <w:spacing w:before="0" w:after="120"/>
-        <w:jc w:val="both"/>
-      </w:pPr>
-      <w:r>
-        <w:rPr>
-          <w:rFonts w:ascii="맑은 고딕" w:hAnsi="맑은 고딕" w:eastAsia="맑은 고딕"/>
-          <w:b w:val="0"/>
-          <w:i w:val="0"/>
-        </w:rPr>
-        <w:t>두 물리량을 신호로부터 되찾으려면 이 관계를 역산해야 한다. 미소 변화에 대해 선형화하면 야코비안 J로 표현되고, 역산은 J의 역행렬로 주어진다.</w:t>
-      </w:r>
-    </w:p>
-    <w:p>
-      <w:pPr>
-        <w:spacing w:before="80" w:after="120"/>
-        <w:jc w:val="center"/>
-      </w:pPr>
-      <w:r>
-        <w:rPr>
-          <w:rFonts w:ascii="맑은 고딕" w:hAnsi="맑은 고딕" w:eastAsia="맑은 고딕"/>
-          <w:b w:val="0"/>
-          <w:i w:val="0"/>
-          <w:sz w:val="20"/>
-        </w:rPr>
-        <w:t>[ΔR, ΔL]ᵀ = J · [Δε, Δd]ᵀ,    [ε, d]ᵀ = [ε₀, d₀]ᵀ + J⁻¹ · [ΔR, ΔL]ᵀ</w:t>
-      </w:r>
-    </w:p>
-    <w:p>
-      <w:pPr>
-        <w:spacing w:before="0" w:after="120"/>
-        <w:jc w:val="both"/>
-      </w:pPr>
-      <w:r>
-        <w:rPr>
-          <w:rFonts w:ascii="맑은 고딕" w:hAnsi="맑은 고딕" w:eastAsia="맑은 고딕"/>
-          <w:b w:val="0"/>
-          <w:i w:val="0"/>
-        </w:rPr>
-        <w:t>이 접근은 두 가지 이유로 실패한다. 첫째, 절단 오차다. 근거리에서는 M² 항이, 대변형에서는 sinh⁻¹와 ln 항이 지배하는 강한 비선형 영역이므로 선형 근사가 국소적으로만 유효하다. 둘째, 특이점과 직교성 상실이다. ∇R과 ∇L의 방향이 가까워지면 det(J) → 0이 되어 J⁻¹이 발산하고, 작은 측정 잡음이 크게 증폭된다. 실제로 접촉 영역에서 교차항을 포함한 물리식을 직접 역산했을 때 결정계수는 0.26에 그쳤고, 품질이 낮은 데이터가 섞이면 변형률 0 근처에서 R² = −75까지 발산하였다(부록 S4). 반면 5.1절에서 보이듯 ∇L과 ∇R은 전역적으로는 선형 독립이므로 정보 자체는 존재한다. 즉 문제는 정보의 부재가 아니라 역산 방법에 있으며, 이것이 순방향 연산만 수행하여 특이점이 원리적으로 발생하지 않고 O(1) 지연으로 동작하는 학습 기반 디커플러를 채택한 이유다.</w:t>
-      </w:r>
-    </w:p>
-    <w:p>
-      <w:pPr>
-        <w:spacing w:before="280" w:after="80"/>
-      </w:pPr>
-      <w:r>
-        <w:rPr>
-          <w:rFonts w:ascii="맑은 고딕" w:hAnsi="맑은 고딕" w:eastAsia="맑은 고딕"/>
-          <w:b/>
-          <w:i w:val="0"/>
-          <w:sz w:val="26"/>
-        </w:rPr>
-        <w:t>3. 측정 시스템</w:t>
-      </w:r>
-    </w:p>
-    <w:p>
-      <w:pPr>
-        <w:spacing w:before="200" w:after="80"/>
-      </w:pPr>
-      <w:r>
-        <w:rPr>
-          <w:rFonts w:ascii="맑은 고딕" w:hAnsi="맑은 고딕" w:eastAsia="맑은 고딕"/>
-          <w:b/>
-          <w:i w:val="0"/>
-          <w:sz w:val="23"/>
-        </w:rPr>
-        <w:t>3.1 시분할 측정(TDM) 아키텍처</w:t>
+        <w:t>2.4.1 TDM 스케줄과 신호 경로</w:t>
       </w:r>
     </w:p>
     <w:p>
@@ -1403,9 +1345,9 @@
           <w:rFonts w:ascii="맑은 고딕" w:hAnsi="맑은 고딕" w:eastAsia="맑은 고딕"/>
           <w:b/>
           <w:i w:val="0"/>
-          <w:sz w:val="23"/>
+          <w:sz w:val="21"/>
         </w:rPr>
-        <w:t>3.2 다신호 스위칭 PCB</w:t>
+        <w:t>2.4.2 다신호 스위칭 PCB</w:t>
       </w:r>
     </w:p>
     <w:p>
@@ -1438,6 +1380,20 @@
     </w:p>
     <w:p>
       <w:pPr>
+        <w:spacing w:before="280" w:after="80"/>
+      </w:pPr>
+      <w:r>
+        <w:rPr>
+          <w:rFonts w:ascii="맑은 고딕" w:hAnsi="맑은 고딕" w:eastAsia="맑은 고딕"/>
+          <w:b/>
+          <w:i w:val="0"/>
+          <w:sz w:val="26"/>
+        </w:rPr>
+        <w:t>3. 신호 특성화</w:t>
+      </w:r>
+    </w:p>
+    <w:p>
+      <w:pPr>
         <w:spacing w:before="200" w:after="80"/>
       </w:pPr>
       <w:r>
@@ -1447,7 +1403,7 @@
           <w:i w:val="0"/>
           <w:sz w:val="23"/>
         </w:rPr>
-        <w:t>3.3 5축 시험 플랫폼과 동기 취득</w:t>
+        <w:t>3.1 실험 설정 (5축 시험 플랫폼과 동기 취득)</w:t>
       </w:r>
     </w:p>
     <w:p>
@@ -1490,20 +1446,6 @@
           <w:i w:val="0"/>
         </w:rPr>
         <w:t>초기 실험은 PC와 MCU를 비동기로 기록한 뒤 피크를 추출해 보간하는 방식이었는데, 스테퍼 가감속 구간에서 위치 라벨과 센서 신호가 어긋나는 문제가 있었다. 이를 해결하기 위해 동기 취득 시스템을 구축하여 PC가 모터 명령 타임스탬프와 MCU 스트림을 같은 시간축에 정렬하고, 가감속 과도 구간을 is_steady = 0으로 자동 태깅하도록 하였다. 접촉 모달리티 실험에서는 6축 F/T 센서를 CAN으로 연결해 접촉력 참값을 동시에 기록하였다. F/T 센서는 세션마다 영점이 수백 mN 어긋나 있었으므로, 비접촉 구간(z ≥ 0)의 평균을 세션별 오프셋으로 제거한 값을 정답으로 사용하였다.</w:t>
-      </w:r>
-    </w:p>
-    <w:p>
-      <w:pPr>
-        <w:spacing w:before="280" w:after="80"/>
-      </w:pPr>
-      <w:r>
-        <w:rPr>
-          <w:rFonts w:ascii="맑은 고딕" w:hAnsi="맑은 고딕" w:eastAsia="맑은 고딕"/>
-          <w:b/>
-          <w:i w:val="0"/>
-          <w:sz w:val="26"/>
-        </w:rPr>
-        <w:t>4. 데이터셋</w:t>
       </w:r>
     </w:p>
     <w:p>
@@ -2054,20 +1996,6 @@
     </w:p>
     <w:p>
       <w:pPr>
-        <w:spacing w:before="280" w:after="80"/>
-      </w:pPr>
-      <w:r>
-        <w:rPr>
-          <w:rFonts w:ascii="맑은 고딕" w:hAnsi="맑은 고딕" w:eastAsia="맑은 고딕"/>
-          <w:b/>
-          <w:i w:val="0"/>
-          <w:sz w:val="26"/>
-        </w:rPr>
-        <w:t>5. 신호 특성화</w:t>
-      </w:r>
-    </w:p>
-    <w:p>
-      <w:pPr>
         <w:spacing w:before="200" w:after="80"/>
       </w:pPr>
       <w:r>
@@ -2077,7 +2005,7 @@
           <w:i w:val="0"/>
           <w:sz w:val="23"/>
         </w:rPr>
-        <w:t>5.1 (ε, d) 응답 곡면과 표적 의존성</w:t>
+        <w:t>3.2 인장–근접</w:t>
       </w:r>
     </w:p>
     <w:p>
@@ -2151,20 +2079,6 @@
     </w:p>
     <w:p>
       <w:pPr>
-        <w:spacing w:before="0" w:after="120"/>
-        <w:jc w:val="both"/>
-      </w:pPr>
-      <w:r>
-        <w:rPr>
-          <w:rFonts w:ascii="맑은 고딕" w:hAnsi="맑은 고딕" w:eastAsia="맑은 고딕"/>
-          <w:b w:val="0"/>
-          <w:i w:val="0"/>
-        </w:rPr>
-        <w:t>표적 종류에 따른 차이는 2.2절의 기구 차이에서 직접 따라온다. 금속에서는 와전류 손실이 지배적이어서 근접 시 실효 인덕턴스가 크게 감소하는 반면, 손(유전체)에서는 유전율 변화에 의한 신호 증폭만 작용하여 ΔL이 항상 양수이고 크기도 작다. 그림 3c에서 손 표적의 ΔL 등고선이 거의 수직인 것은, 이 조건에서 인덕턴스가 사실상 인장 센서로만 동작한다는 뜻이며, 결과적으로 유전체 표적에 대한 근접 디커플링은 도체 표적보다 근본적으로 어렵다. 이후의 모든 모델링은 도체 표적을 대상으로 한다.</w:t>
-      </w:r>
-    </w:p>
-    <w:p>
-      <w:pPr>
         <w:spacing w:before="200" w:after="80"/>
       </w:pPr>
       <w:r>
@@ -2174,7 +2088,7 @@
           <w:i w:val="0"/>
           <w:sz w:val="23"/>
         </w:rPr>
-        <w:t>5.2 접촉 영역의 점탄성과 Q-factor 겉보기 효과</w:t>
+        <w:t>3.3 인장–압력</w:t>
       </w:r>
     </w:p>
     <w:p>
@@ -2363,6 +2277,20 @@
     </w:p>
     <w:p>
       <w:pPr>
+        <w:spacing w:before="0" w:after="120"/>
+        <w:jc w:val="both"/>
+      </w:pPr>
+      <w:r>
+        <w:rPr>
+          <w:rFonts w:ascii="맑은 고딕" w:hAnsi="맑은 고딕" w:eastAsia="맑은 고딕"/>
+          <w:b w:val="0"/>
+          <w:i w:val="0"/>
+        </w:rPr>
+        <w:t>셋째이자 모델 설계에 가장 큰 영향을 준 발견은, 인장 상태가 압력 민감도 자체를 바꾼다는 것이다. 그림 4에서 보듯 무변형 상태에서 10 N을 가해도 ΔR은 3.95 %p만 움직이지만, 30 % 인장 상태에서는 유사한 힘에 대해 26.14 %p가 움직인다(약 6.6배). 이는 4.1절의 R_theory(ε) = α₁ε + α₂ε² 가정이 압력이 함께 작용하는 상황에서는 성립하지 않으며 ε×F 교차항이 필요함을 뜻한다. 두 자극의 민감도 방향 벡터를 선형 근사하면 인장 1 %p당 (ΔL, ΔR) = (+0.635, +0.664), 접촉력 1 N당 (+2.070, +11.575)이며, 두 벡터 사이 각도는 33.6°, 조건수는 약 23이다. 즉 두 자극은 완전히 겹치지는 않지만 선형 역산으로 분리하기에는 조건이 나쁘다.</w:t>
+      </w:r>
+    </w:p>
+    <w:p>
+      <w:pPr>
         <w:spacing w:before="200" w:after="80"/>
       </w:pPr>
       <w:r>
@@ -2372,7 +2300,7 @@
           <w:i w:val="0"/>
           <w:sz w:val="23"/>
         </w:rPr>
-        <w:t>5.3 인장 × 접촉력 교차 민감도</w:t>
+        <w:t>3.4 도체 대 유전체 표적</w:t>
       </w:r>
     </w:p>
     <w:p>
@@ -2386,7 +2314,35 @@
           <w:b w:val="0"/>
           <w:i w:val="0"/>
         </w:rPr>
-        <w:t>셋째이자 모델 설계에 가장 큰 영향을 준 발견은, 인장 상태가 압력 민감도 자체를 바꾼다는 것이다. 그림 4에서 보듯 무변형 상태에서 10 N을 가해도 ΔR은 3.95 %p만 움직이지만, 30 % 인장 상태에서는 유사한 힘에 대해 26.14 %p가 움직인다(약 6.6배). 이는 2.3절의 R_theory(ε) = α₁ε + α₂ε² 가정이 압력이 함께 작용하는 상황에서는 성립하지 않으며 ε×F 교차항이 필요함을 뜻한다. 두 자극의 민감도 방향 벡터를 선형 근사하면 인장 1 %p당 (ΔL, ΔR) = (+0.635, +0.664), 접촉력 1 N당 (+2.070, +11.575)이며, 두 벡터 사이 각도는 33.6°, 조건수는 약 23이다. 즉 두 자극은 완전히 겹치지는 않지만 선형 역산으로 분리하기에는 조건이 나쁘다.</w:t>
+        <w:t>표적 종류에 따른 차이는 2.2절의 기구 차이에서 직접 따라온다. 금속에서는 와전류 손실이 지배적이어서 근접 시 실효 인덕턴스가 크게 감소하는 반면, 손(유전체)에서는 유전율 변화에 의한 신호 증폭만 작용하여 ΔL이 항상 양수이고 크기도 작다. 그림 3c에서 손 표적의 ΔL 등고선이 거의 수직인 것은, 이 조건에서 인덕턴스가 사실상 인장 센서로만 동작한다는 뜻이며, 결과적으로 유전체 표적에 대한 근접 디커플링은 도체 표적보다 근본적으로 어렵다. 이후의 모든 모델링은 도체 표적을 대상으로 한다.</w:t>
+      </w:r>
+    </w:p>
+    <w:p>
+      <w:pPr>
+        <w:spacing w:before="200" w:after="80"/>
+      </w:pPr>
+      <w:r>
+        <w:rPr>
+          <w:rFonts w:ascii="맑은 고딕" w:hAnsi="맑은 고딕" w:eastAsia="맑은 고딕"/>
+          <w:b/>
+          <w:i w:val="0"/>
+          <w:sz w:val="23"/>
+        </w:rPr>
+        <w:t>3.5 TENG 채널</w:t>
+      </w:r>
+    </w:p>
+    <w:p>
+      <w:pPr>
+        <w:spacing w:before="0" w:after="120"/>
+        <w:jc w:val="both"/>
+      </w:pPr>
+      <w:r>
+        <w:rPr>
+          <w:rFonts w:ascii="맑은 고딕" w:hAnsi="맑은 고딕" w:eastAsia="맑은 고딕"/>
+          <w:b w:val="0"/>
+          <w:i w:val="0"/>
+        </w:rPr>
+        <w:t>TDM의 무여기 슬롯은 세 번째 신호인 마찰전기 전압 V_TENG도 함께 취득한다. 2.2절에서 설명한 것처럼, 이 신호는 대전된 물체가 접촉하는 순간 전하 이동에 의한 피크로 나타나며 상태량이 아니라 이벤트 신호다. 본 연구는 접촉 게이트가 ΔL·ΔR만으로 98 % 이상의 정확도를 달성함을 확인했으므로(4.1.4절), TENG을 디커플러 입력에 포함하지 않았다. 이 채널을 슬립 감지나 재질 식별로 확장하는 방향에 대한 물리적 근거와 필요 조건은 1.3절과 5절에서 논의한다.</w:t>
       </w:r>
     </w:p>
     <w:p>
@@ -2400,7 +2356,7 @@
           <w:i w:val="0"/>
           <w:sz w:val="26"/>
         </w:rPr>
-        <w:t>6. 디커플링 모델</w:t>
+        <w:t>4. 디커플링 모델과 실시간 추론을 위한 임베디드 구현</w:t>
       </w:r>
     </w:p>
     <w:p>
@@ -2414,7 +2370,7 @@
           <w:i w:val="0"/>
           <w:sz w:val="23"/>
         </w:rPr>
-        <w:t>6.1 2단계 물리 기반 디커플러(인장·근접)</w:t>
+        <w:t>4.1 디커플링 모델</w:t>
       </w:r>
     </w:p>
     <w:p>
@@ -2428,7 +2384,93 @@
           <w:b w:val="0"/>
           <w:i w:val="0"/>
         </w:rPr>
-        <w:t>5.1절에서 확인한 비대칭을 그대로 구조로 옮기면 2단계 추정기가 된다. 1단계는 ΔR만으로 변형률을 추정하고(ε̂), 2단계는 ΔL과 ε̂을 함께 받아 근접거리를 추정한다(d̂). 이 구조는 저항이 변형률만의 함수라는 물리 사실을 귀납 편향으로 부여하므로, 동일 파라미터 예산에서 단일 종단 모델보다 유리하다. 약 50 K 파라미터로 예산을 맞춘 공정 비교에서 2단계 구조(50,306 파라미터, 49,664 MACs)의 근접 MAE는 1.783 mm로 종단 구조(49,592 파라미터, 49,140 MACs)의 1.827 mm보다 우수하였다.</w:t>
+        <w:t>위 이론식은 상호 인덕턴스 M(ε, d)의 해석적 형태를 요구하므로, 실용적으로는 다음의 경험적 피팅 모델을 사용한다.</w:t>
+      </w:r>
+    </w:p>
+    <w:p>
+      <w:pPr>
+        <w:spacing w:before="80" w:after="120"/>
+        <w:jc w:val="center"/>
+      </w:pPr>
+      <w:r>
+        <w:rPr>
+          <w:rFonts w:ascii="맑은 고딕" w:hAnsi="맑은 고딕" w:eastAsia="맑은 고딕"/>
+          <w:b w:val="0"/>
+          <w:i w:val="0"/>
+          <w:sz w:val="20"/>
+        </w:rPr>
+        <w:t>ΔR/R₀ = α₁ε + α₂ε²,    ΔL/L₀ = β₁ε + β₂/(d+d₀)^k + β₃·ε·f(d)</w:t>
+      </w:r>
+    </w:p>
+    <w:p>
+      <w:pPr>
+        <w:spacing w:before="0" w:after="120"/>
+        <w:jc w:val="both"/>
+      </w:pPr>
+      <w:r>
+        <w:rPr>
+          <w:rFonts w:ascii="맑은 고딕" w:hAnsi="맑은 고딕" w:eastAsia="맑은 고딕"/>
+          <w:b w:val="0"/>
+          <w:i w:val="0"/>
+        </w:rPr>
+        <w:t>두 물리량을 신호로부터 되찾으려면 이 관계를 역산해야 한다. 미소 변화에 대해 선형화하면 야코비안 J로 표현되고, 역산은 J의 역행렬로 주어진다.</w:t>
+      </w:r>
+    </w:p>
+    <w:p>
+      <w:pPr>
+        <w:spacing w:before="80" w:after="120"/>
+        <w:jc w:val="center"/>
+      </w:pPr>
+      <w:r>
+        <w:rPr>
+          <w:rFonts w:ascii="맑은 고딕" w:hAnsi="맑은 고딕" w:eastAsia="맑은 고딕"/>
+          <w:b w:val="0"/>
+          <w:i w:val="0"/>
+          <w:sz w:val="20"/>
+        </w:rPr>
+        <w:t>[ΔR, ΔL]ᵀ = J · [Δε, Δd]ᵀ,    [ε, d]ᵀ = [ε₀, d₀]ᵀ + J⁻¹ · [ΔR, ΔL]ᵀ</w:t>
+      </w:r>
+    </w:p>
+    <w:p>
+      <w:pPr>
+        <w:spacing w:before="0" w:after="120"/>
+        <w:jc w:val="both"/>
+      </w:pPr>
+      <w:r>
+        <w:rPr>
+          <w:rFonts w:ascii="맑은 고딕" w:hAnsi="맑은 고딕" w:eastAsia="맑은 고딕"/>
+          <w:b w:val="0"/>
+          <w:i w:val="0"/>
+        </w:rPr>
+        <w:t>이 접근은 두 가지 이유로 실패한다. 첫째, 절단 오차다. 근거리에서는 M² 항이, 대변형에서는 sinh⁻¹와 ln 항이 지배하는 강한 비선형 영역이므로 선형 근사가 국소적으로만 유효하다. 둘째, 특이점과 직교성 상실이다. ∇R과 ∇L의 방향이 가까워지면 det(J) → 0이 되어 J⁻¹이 발산하고, 작은 측정 잡음이 크게 증폭된다. 실제로 접촉 영역에서 교차항을 포함한 물리식을 직접 역산했을 때 결정계수는 0.26에 그쳤고, 품질이 낮은 데이터가 섞이면 변형률 0 근처에서 R² = −75까지 발산하였다(부록 S4). 반면 3.2절에서 보이듯 ∇L과 ∇R은 전역적으로는 선형 독립이므로 정보 자체는 존재한다. 즉 문제는 정보의 부재가 아니라 역산 방법에 있으며, 이것이 순방향 연산만 수행하여 특이점이 원리적으로 발생하지 않고 O(1) 지연으로 동작하는 학습 기반 디커플러를 채택한 이유다.</w:t>
+      </w:r>
+    </w:p>
+    <w:p>
+      <w:pPr>
+        <w:spacing w:before="200" w:after="80"/>
+      </w:pPr>
+      <w:r>
+        <w:rPr>
+          <w:rFonts w:ascii="맑은 고딕" w:hAnsi="맑은 고딕" w:eastAsia="맑은 고딕"/>
+          <w:b/>
+          <w:i w:val="0"/>
+          <w:sz w:val="21"/>
+        </w:rPr>
+        <w:t>4.1.1 2단계 물리 기반 디커플러(인장·근접)</w:t>
+      </w:r>
+    </w:p>
+    <w:p>
+      <w:pPr>
+        <w:spacing w:before="0" w:after="120"/>
+        <w:jc w:val="both"/>
+      </w:pPr>
+      <w:r>
+        <w:rPr>
+          <w:rFonts w:ascii="맑은 고딕" w:hAnsi="맑은 고딕" w:eastAsia="맑은 고딕"/>
+          <w:b w:val="0"/>
+          <w:i w:val="0"/>
+        </w:rPr>
+        <w:t>3.2절에서 확인한 비대칭을 그대로 구조로 옮기면 2단계 추정기가 된다. 1단계는 ΔR만으로 변형률을 추정하고(ε̂), 2단계는 ΔL과 ε̂을 함께 받아 근접거리를 추정한다(d̂). 이 구조는 저항이 변형률만의 함수라는 물리 사실을 귀납 편향으로 부여하므로, 동일 파라미터 예산에서 단일 종단 모델보다 유리하다. 약 50 K 파라미터로 예산을 맞춘 공정 비교에서 2단계 구조(50,306 파라미터, 49,664 MACs)의 근접 MAE는 1.783 mm로 종단 구조(49,592 파라미터, 49,140 MACs)의 1.827 mm보다 우수하였다.</w:t>
       </w:r>
     </w:p>
     <w:p>
@@ -2456,7 +2498,7 @@
           <w:b w:val="0"/>
           <w:i w:val="0"/>
         </w:rPr>
-        <w:t>오차 구조에는 뚜렷한 비대칭이 있다. 변형률 오차는 전 구간에서 분산이 일정한 동분산 특성을 보이는 반면, 근접거리 오차는 이분산 특성을 보여 d &gt; 10 mm에서 급격히 불안정해진다. 이는 5.1절에서 본 ΔL 곡면의 곡률이 근거리에 집중되어 있다는 사실의 직접적 귀결이며, 이후 모든 평가에서 d ≤ 15 mm와 d ≤ 10 mm 구간을 별도로 보고하는 이유다.</w:t>
+        <w:t>오차 구조에는 뚜렷한 비대칭이 있다. 변형률 오차는 전 구간에서 분산이 일정한 동분산 특성을 보이는 반면, 근접거리 오차는 이분산 특성을 보여 d &gt; 10 mm에서 급격히 불안정해진다. 이는 3.2절에서 본 ΔL 곡면의 곡률이 근거리에 집중되어 있다는 사실의 직접적 귀결이며, 이후 모든 평가에서 d ≤ 15 mm와 d ≤ 10 mm 구간을 별도로 보고하는 이유다.</w:t>
       </w:r>
     </w:p>
     <w:p>
@@ -2468,9 +2510,9 @@
           <w:rFonts w:ascii="맑은 고딕" w:hAnsi="맑은 고딕" w:eastAsia="맑은 고딕"/>
           <w:b/>
           <w:i w:val="0"/>
-          <w:sz w:val="23"/>
+          <w:sz w:val="21"/>
         </w:rPr>
-        <w:t>6.2 아키텍처 탐색과 양자화</w:t>
+        <w:t>4.1.2 아키텍처 탐색과 양자화</w:t>
       </w:r>
     </w:p>
     <w:p>
@@ -2565,9 +2607,9 @@
           <w:rFonts w:ascii="맑은 고딕" w:hAnsi="맑은 고딕" w:eastAsia="맑은 고딕"/>
           <w:b/>
           <w:i w:val="0"/>
-          <w:sz w:val="23"/>
+          <w:sz w:val="21"/>
         </w:rPr>
-        <w:t>6.3 점탄성에서 유도한 이력 피처 (SLS-EMA)</w:t>
+        <w:t>4.1.3 점탄성에서 유도한 이력 피처 (SLS-EMA)</w:t>
       </w:r>
     </w:p>
     <w:p>
@@ -2581,7 +2623,7 @@
           <w:b w:val="0"/>
           <w:i w:val="0"/>
         </w:rPr>
-        <w:t>5.2절에서 확인한 것처럼, 접촉 구간의 신호는 현재 깊이만으로 결정되지 않고 얼마나 오래 눌려 있었는지에 의존한다. 따라서 순간값만 입력받는 모델은 원리적으로 이 정보를 복원할 수 없다. SLS 모델의 지수 완화 해에서 출발하면, 과거 샘플의 기여가 exp(−Δt/τ)로 감쇠하는 가중평균, 즉 인과적 지수이동평균(EMA)이 자연스럽게 도출된다.</w:t>
+        <w:t>3.3절에서 확인한 것처럼, 접촉 구간의 신호는 현재 깊이만으로 결정되지 않고 얼마나 오래 눌려 있었는지에 의존한다. 따라서 순간값만 입력받는 모델은 원리적으로 이 정보를 복원할 수 없다. SLS 모델의 지수 완화 해에서 출발하면, 과거 샘플의 기여가 exp(−Δt/τ)로 감쇠하는 가중평균, 즉 인과적 지수이동평균(EMA)이 자연스럽게 도출된다.</w:t>
       </w:r>
     </w:p>
     <w:p>
@@ -2637,9 +2679,9 @@
           <w:rFonts w:ascii="맑은 고딕" w:hAnsi="맑은 고딕" w:eastAsia="맑은 고딕"/>
           <w:b/>
           <w:i w:val="0"/>
-          <w:sz w:val="23"/>
+          <w:sz w:val="21"/>
         </w:rPr>
-        <w:t>6.4 게이트–전문가(Gate-MoE) 구조와 절제 실험</w:t>
+        <w:t>4.1.4 게이트–전문가(Gate-MoE) 구조와 절제 실험</w:t>
       </w:r>
     </w:p>
     <w:p>
@@ -3368,20 +3410,6 @@
     </w:p>
     <w:p>
       <w:pPr>
-        <w:spacing w:before="280" w:after="80"/>
-      </w:pPr>
-      <w:r>
-        <w:rPr>
-          <w:rFonts w:ascii="맑은 고딕" w:hAnsi="맑은 고딕" w:eastAsia="맑은 고딕"/>
-          <w:b/>
-          <w:i w:val="0"/>
-          <w:sz w:val="26"/>
-        </w:rPr>
-        <w:t>7. 임베디드 구현</w:t>
-      </w:r>
-    </w:p>
-    <w:p>
-      <w:pPr>
         <w:spacing w:before="200" w:after="80"/>
       </w:pPr>
       <w:r>
@@ -3391,7 +3419,21 @@
           <w:i w:val="0"/>
           <w:sz w:val="23"/>
         </w:rPr>
-        <w:t>7.1 배포 파이프라인</w:t>
+        <w:t>4.2 임베디드 구현</w:t>
+      </w:r>
+    </w:p>
+    <w:p>
+      <w:pPr>
+        <w:spacing w:before="200" w:after="80"/>
+      </w:pPr>
+      <w:r>
+        <w:rPr>
+          <w:rFonts w:ascii="맑은 고딕" w:hAnsi="맑은 고딕" w:eastAsia="맑은 고딕"/>
+          <w:b/>
+          <w:i w:val="0"/>
+          <w:sz w:val="21"/>
+        </w:rPr>
+        <w:t>4.2.1 배포 파이프라인</w:t>
       </w:r>
     </w:p>
     <w:p>
@@ -3417,9 +3459,9 @@
           <w:rFonts w:ascii="맑은 고딕" w:hAnsi="맑은 고딕" w:eastAsia="맑은 고딕"/>
           <w:b/>
           <w:i w:val="0"/>
-          <w:sz w:val="23"/>
+          <w:sz w:val="21"/>
         </w:rPr>
-        <w:t>7.2 자원 사용량과 지연</w:t>
+        <w:t>4.2.2 자원 사용량과 지연</w:t>
       </w:r>
     </w:p>
     <w:p>
@@ -4121,9 +4163,9 @@
           <w:rFonts w:ascii="맑은 고딕" w:hAnsi="맑은 고딕" w:eastAsia="맑은 고딕"/>
           <w:b/>
           <w:i w:val="0"/>
-          <w:sz w:val="23"/>
+          <w:sz w:val="21"/>
         </w:rPr>
-        <w:t>7.3 실기에서만 드러난 실패 모드</w:t>
+        <w:t>4.2.3 실기에서만 드러난 실패 모드</w:t>
       </w:r>
     </w:p>
     <w:p>
@@ -4156,20 +4198,6 @@
     </w:p>
     <w:p>
       <w:pPr>
-        <w:spacing w:before="280" w:after="80"/>
-      </w:pPr>
-      <w:r>
-        <w:rPr>
-          <w:rFonts w:ascii="맑은 고딕" w:hAnsi="맑은 고딕" w:eastAsia="맑은 고딕"/>
-          <w:b/>
-          <w:i w:val="0"/>
-          <w:sz w:val="26"/>
-        </w:rPr>
-        <w:t>8. 실시간 검증</w:t>
-      </w:r>
-    </w:p>
-    <w:p>
-      <w:pPr>
         <w:spacing w:before="200" w:after="80"/>
       </w:pPr>
       <w:r>
@@ -4179,7 +4207,21 @@
           <w:i w:val="0"/>
           <w:sz w:val="23"/>
         </w:rPr>
-        <w:t>8.1 검증 프로토콜</w:t>
+        <w:t>4.3 실시간 검증</w:t>
+      </w:r>
+    </w:p>
+    <w:p>
+      <w:pPr>
+        <w:spacing w:before="200" w:after="80"/>
+      </w:pPr>
+      <w:r>
+        <w:rPr>
+          <w:rFonts w:ascii="맑은 고딕" w:hAnsi="맑은 고딕" w:eastAsia="맑은 고딕"/>
+          <w:b/>
+          <w:i w:val="0"/>
+          <w:sz w:val="21"/>
+        </w:rPr>
+        <w:t>4.3.1 검증 프로토콜</w:t>
       </w:r>
     </w:p>
     <w:p>
@@ -4260,9 +4302,9 @@
           <w:rFonts w:ascii="맑은 고딕" w:hAnsi="맑은 고딕" w:eastAsia="맑은 고딕"/>
           <w:b/>
           <w:i w:val="0"/>
-          <w:sz w:val="23"/>
+          <w:sz w:val="21"/>
         </w:rPr>
-        <w:t>8.2 구간별 결과</w:t>
+        <w:t>4.3.2 구간별 결과</w:t>
       </w:r>
     </w:p>
     <w:p>
@@ -5314,9 +5356,9 @@
           <w:rFonts w:ascii="맑은 고딕" w:hAnsi="맑은 고딕" w:eastAsia="맑은 고딕"/>
           <w:b/>
           <w:i w:val="0"/>
-          <w:sz w:val="23"/>
+          <w:sz w:val="21"/>
         </w:rPr>
-        <w:t>8.3 준정적 구간의 성능 저하와 원인</w:t>
+        <w:t>4.3.3 준정적 구간의 성능 저하와 원인</w:t>
       </w:r>
     </w:p>
     <w:p>
@@ -5330,7 +5372,7 @@
           <w:b w:val="0"/>
           <w:i w:val="0"/>
         </w:rPr>
-        <w:t>Part 2와 Part 3에서 근접거리 추정의 R²가 음수로 떨어졌다. 음수 R²는 예측이 단순 평균보다 못하다는 뜻이므로 그대로 보고할 필요가 있다. 다만 이 구간에서 근접거리는 사실상 고정되어 있어 정답의 분산 자체가 매우 작다. R² = 1 − RMSE²/Var(y)이므로 분모가 작으면 절대 오차가 작아도 R²가 크게 나빠진다. 실제로 Part 2의 근접 RMSE는 6.19 mm로, Part 1의 2.11 mm보다 3배가량 큰 데 그친다. 그럼에도 이 저하는 실재하며, 근접 신호가 준정적일 때 인덕턴스에 남는 정보가 잡음 수준으로 줄어든다는 사실을 보여준다. 이는 6.1절에서 확인한 근접 오차의 이분산 특성과 같은 뿌리를 갖는다.</w:t>
+        <w:t>Part 2와 Part 3에서 근접거리 추정의 R²가 음수로 떨어졌다. 음수 R²는 예측이 단순 평균보다 못하다는 뜻이므로 그대로 보고할 필요가 있다. 다만 이 구간에서 근접거리는 사실상 고정되어 있어 정답의 분산 자체가 매우 작다. R² = 1 − RMSE²/Var(y)이므로 분모가 작으면 절대 오차가 작아도 R²가 크게 나빠진다. 실제로 Part 2의 근접 RMSE는 6.19 mm로, Part 1의 2.11 mm보다 3배가량 큰 데 그친다. 그럼에도 이 저하는 실재하며, 근접 신호가 준정적일 때 인덕턴스에 남는 정보가 잡음 수준으로 줄어든다는 사실을 보여준다. 이는 4.1.1절에서 확인한 근접 오차의 이분산 특성과 같은 뿌리를 갖는다.</w:t>
       </w:r>
     </w:p>
     <w:p>
@@ -5358,7 +5400,7 @@
           <w:i w:val="0"/>
           <w:sz w:val="26"/>
         </w:rPr>
-        <w:t>9. 논의</w:t>
+        <w:t>5. 논의</w:t>
       </w:r>
     </w:p>
     <w:p>
@@ -5386,7 +5428,7 @@
           <w:b w:val="0"/>
           <w:i w:val="0"/>
         </w:rPr>
-        <w:t>한계도 분명하다. 첫째, 근접 추정은 표적이 도체일 때만 실용적이다. 그림 3c에서 확인했듯 유전체 표적에서는 인덕턴스에 실리는 근접 정보가 미약하다. 둘째, 근접거리가 준정적인 구간에서 성능이 크게 저하된다(8.3절). 이는 모델의 결함이라기보다 단일 채널에 실린 정보량의 한계에 가깝다. 셋째, 접촉력 추정 정확도는 정답으로 사용한 F/T 센서의 잡음(±0.19 N)에 근접해 있어, 이보다 낮은 오차를 주장하려면 더 정밀한 기준 계측이 선행되어야 한다. 넷째, TENG 채널은 취득만 하고 디커플러 입력으로 사용하지 않았다. 접촉 이벤트 검출은 게이트가 ΔL·ΔR만으로 98 % 이상 해내므로 현재로서는 TENG의 추가 가치가 확인되지 않았으나, 미세 접촉이나 동적 텍스처 인식에서는 유용할 수 있다. 다섯째, 압축 시 Q-factor 저하로 인한 겉보기 효과를 별도로 보정하지 않았다. 학습 기반 디커플러가 이를 흡수하지만, R_s를 별도로 측정할 수 있게 되면 물리적으로 더 정확한 인덕턴스 복원이 가능해질 것이다.</w:t>
+        <w:t>한계도 분명하다. 첫째, 근접 추정은 표적이 도체일 때만 실용적이다. 그림 3c에서 확인했듯 유전체 표적에서는 인덕턴스에 실리는 근접 정보가 미약하다. 둘째, 근접거리가 준정적인 구간에서 성능이 크게 저하된다(4.3.3절). 이는 모델의 결함이라기보다 단일 채널에 실린 정보량의 한계에 가깝다. 셋째, 접촉력 추정 정확도는 정답으로 사용한 F/T 센서의 잡음(±0.19 N)에 근접해 있어, 이보다 낮은 오차를 주장하려면 더 정밀한 기준 계측이 선행되어야 한다. 넷째, TENG 채널은 취득만 하고 디커플러 입력으로 사용하지 않았다. 접촉 이벤트 검출은 게이트가 ΔL·ΔR만으로 98 % 이상 해내므로 현재로서는 TENG의 추가 가치가 확인되지 않았으나, 이는 TENG이 불필요하다는 뜻이 아니라 정상상태 검출이 아닌 다른 역할 — 접촉 동역학·재질 식별(5절 (v), (vi)) — 에 적합하다는 뜻이다. 다섯째, 압축 시 Q-factor 저하로 인한 겉보기 효과를 별도로 보정하지 않았다. 학습 기반 디커플러가 이를 흡수하지만, R_s를 별도로 측정할 수 있게 되면 물리적으로 더 정확한 인덕턴스 복원이 가능해질 것이다.</w:t>
       </w:r>
     </w:p>
     <w:p>
@@ -5400,7 +5442,21 @@
           <w:b w:val="0"/>
           <w:i w:val="0"/>
         </w:rPr>
-        <w:t>향후 방향은 네 가지다. (i) AC 등가 직렬 저항 R_s의 추가 취득. 현재 TDM은 AC 여기에서 공진 주파수만 읽는데, 같은 슬롯에서 R_s까지 얻으면 그림 1c의 시그니처가 완성되어 도체와 유전체를 부호로 구분할 수 있고, 5.2절의 Q-factor 보정도 직접 가능해진다. (ii) 다중 주파수 임피던스 측정. 여러 주파수에서 임피던스의 실수부·허수부를 얻으면 재질 구분과 근접 추정을 동시에 개선할 수 있고, 8.3절의 준정적 구간 문제도 추가 채널로 완화될 여지가 있다. (iii) 2차원 변형 분해. 직사각형 나선은 x축과 y축에 대해 비대칭 감도를 가지며, ΔL이 (Δl, ΔA, Δd)의 함수인 반면 ΔR은 Δl만의 함수이므로 L과 R이 서로 다른 유효 고유 방향(effective eigen-direction)을 갖는다. 이를 이용하면 단일 전극에서 2축 변형을 분리할 수 있을 것으로 예상되며, 십자형 시편과 4축 대칭 스테이지는 이미 그 준비를 마친 상태다. (iv) 순환 구조로의 전환. 표 3에서 GRU는 EMA 기반 모델과 동등한 정확도를 306 파라미터로 달성했다. X-CUBE-AI의 순환 레이어 지원과 은닉 상태 리셋 논리, 양자화 안정성을 이 보드에서 검증하는 것이 다음 과제다.</w:t>
+        <w:t>향후 방향은 네 가지다. (i) AC 등가 직렬 저항 R_s의 추가 취득. 현재 TDM은 AC 여기에서 공진 주파수만 읽는데, 같은 슬롯에서 R_s까지 얻으면 그림 1c의 시그니처가 완성되어 도체와 유전체를 부호로 구분할 수 있고, 3.3절의 Q-factor 보정도 직접 가능해진다. (ii) 다중 주파수 임피던스 측정. 여러 주파수에서 임피던스의 실수부·허수부를 얻으면 재질 구분과 근접 추정을 동시에 개선할 수 있고, 4.3.3절의 준정적 구간 문제도 추가 채널로 완화될 여지가 있다. (iii) 2차원 변형 분해. 직사각형 나선은 x축과 y축에 대해 비대칭 감도를 가지며, ΔL이 (Δl, ΔA, Δd)의 함수인 반면 ΔR은 Δl만의 함수이므로 L과 R이 서로 다른 유효 고유 방향(effective eigen-direction)을 갖는다. 이를 이용하면 단일 전극에서 2축 변형을 분리할 수 있을 것으로 예상되며, 십자형 시편과 4축 대칭 스테이지는 이미 그 준비를 마친 상태다. (iv) 순환 구조로의 전환. 표 3에서 GRU는 EMA 기반 모델과 동등한 정확도를 306 파라미터로 달성했다. X-CUBE-AI의 순환 레이어 지원과 은닉 상태 리셋 논리, 양자화 안정성을 이 보드에서 검증하는 것이 다음 과제다.</w:t>
+      </w:r>
+    </w:p>
+    <w:p>
+      <w:pPr>
+        <w:spacing w:before="0" w:after="120"/>
+        <w:jc w:val="both"/>
+      </w:pPr>
+      <w:r>
+        <w:rPr>
+          <w:rFonts w:ascii="맑은 고딕" w:hAnsi="맑은 고딕" w:eastAsia="맑은 고딕"/>
+          <w:b w:val="0"/>
+          <w:i w:val="0"/>
+        </w:rPr>
+        <w:t>이 밖에도 TENG 채널이 이미 하드웨어·펌웨어에 존재한다는 점에서 비롯되는 두 방향을 별도로 남겨둔다. (v) TENG 기반 접촉 동역학·슬립 감지. 마찰전기 신호는 상대적 미끄러짐이 있을 때만 발생하는 사건 신호이므로, 정상상태 L·R 채널과 원리적으로 겹치지 않는 정보를 담을 수 있다[31]. 다만 현재 5축 스테이지는 Z축이 순수 수직 접근·압축 전용이라 접촉을 유지한 채 접선 방향 미소 변위를 가할 수 없으므로, 검증하려면 시험 플랫폼에 슬립 전용 축이나 지그를 추가하는 하드웨어 확장이 선행되어야 한다. (vi) 접촉 물체의 재질 식별. 2.2절과 3.4절에서 확인한 도체·유전체 간 ΔL 부호 차이를 넘어, 마찰전기 극성·크기를 함께 활용하면 더 다양한 재질을 분류할 수 있을 것으로 기대된다[19], [32]. 이를 위해서는 현재의 금속·손 2종 표적을 넘어서는 다중 재질 데이터셋을 새로 수집해야 한다. 두 방향 모두 본 연구에서는 구조와 물리적 근거만 제시하며 실험적으로 검증하지 않았다.</w:t>
       </w:r>
     </w:p>
     <w:p>
@@ -5414,7 +5470,7 @@
           <w:i w:val="0"/>
           <w:sz w:val="26"/>
         </w:rPr>
-        <w:t>10. 결론</w:t>
+        <w:t>6. 결론</w:t>
       </w:r>
     </w:p>
     <w:p>
@@ -5877,6 +5933,104 @@
           <w:sz w:val="18"/>
         </w:rPr>
         <w:t>[30] F. Pedregosa et al., “Scikit-learn: Machine learning in Python,” Journal of Machine Learning Research, vol. 12, pp. 2825–2830, 2011.</w:t>
+      </w:r>
+    </w:p>
+    <w:p>
+      <w:pPr>
+        <w:spacing w:before="0" w:after="60"/>
+      </w:pPr>
+      <w:r>
+        <w:rPr>
+          <w:rFonts w:ascii="맑은 고딕" w:hAnsi="맑은 고딕" w:eastAsia="맑은 고딕"/>
+          <w:b w:val="0"/>
+          <w:i w:val="0"/>
+          <w:sz w:val="18"/>
+        </w:rPr>
+        <w:t>[31] W. Zhao et al., “Measurement of slips at contact interfaces using a self-powered sensor based on triboelectric nanogenerators,” Nanomaterials, vol. 12, no. 19, art. 3510, 2022.</w:t>
+      </w:r>
+    </w:p>
+    <w:p>
+      <w:pPr>
+        <w:spacing w:before="0" w:after="60"/>
+      </w:pPr>
+      <w:r>
+        <w:rPr>
+          <w:rFonts w:ascii="맑은 고딕" w:hAnsi="맑은 고딕" w:eastAsia="맑은 고딕"/>
+          <w:b w:val="0"/>
+          <w:i w:val="0"/>
+          <w:sz w:val="18"/>
+        </w:rPr>
+        <w:t>[32] Z. Song et al., “A flexible triboelectric tactile sensor for simultaneous material and texture recognition,” Nano Energy, vol. 93, art. 106798, 2022.</w:t>
+      </w:r>
+    </w:p>
+    <w:p>
+      <w:pPr>
+        <w:spacing w:before="0" w:after="60"/>
+      </w:pPr>
+      <w:r>
+        <w:rPr>
+          <w:rFonts w:ascii="맑은 고딕" w:hAnsi="맑은 고딕" w:eastAsia="맑은 고딕"/>
+          <w:b w:val="0"/>
+          <w:i w:val="0"/>
+          <w:sz w:val="18"/>
+        </w:rPr>
+        <w:t>[33] K. Koyama, Y. Suzuki, A. Ming, and M. Shimojo, “Pre-grasp control for various objects by the robot hand equipped with the proximity sensor on the fingertip,” Journal of the Robotics Society of Japan, vol. 33, no. 9, pp. 712–722, 2015.</w:t>
+      </w:r>
+    </w:p>
+    <w:p>
+      <w:pPr>
+        <w:spacing w:before="0" w:after="60"/>
+      </w:pPr>
+      <w:r>
+        <w:rPr>
+          <w:rFonts w:ascii="맑은 고딕" w:hAnsi="맑은 고딕" w:eastAsia="맑은 고딕"/>
+          <w:b w:val="0"/>
+          <w:i w:val="0"/>
+          <w:sz w:val="18"/>
+        </w:rPr>
+        <w:t>[34] W. Lin, B. Wang, G. Peng, Y. Shan, H. Hu, and Z. Yang, “Skin-inspired piezoelectric tactile sensor array with crosstalk-free row+column electrodes for spatiotemporally distinguishing diverse stimuli,” Advanced Science, vol. 8, no. 6, art. 2002817, 2021.</w:t>
+      </w:r>
+    </w:p>
+    <w:p>
+      <w:pPr>
+        <w:spacing w:before="0" w:after="60"/>
+      </w:pPr>
+      <w:r>
+        <w:rPr>
+          <w:rFonts w:ascii="맑은 고딕" w:hAnsi="맑은 고딕" w:eastAsia="맑은 고딕"/>
+          <w:b w:val="0"/>
+          <w:i w:val="0"/>
+          <w:sz w:val="18"/>
+        </w:rPr>
+        <w:t>[35] W. W. Lee et al., “A neuro-inspired artificial peripheral nervous system for scalable electronic skins,” Science Robotics, vol. 4, no. 32, art. eaax2198, 2019.</w:t>
+      </w:r>
+    </w:p>
+    <w:p>
+      <w:pPr>
+        <w:spacing w:before="0" w:after="60"/>
+      </w:pPr>
+      <w:r>
+        <w:rPr>
+          <w:rFonts w:ascii="맑은 고딕" w:hAnsi="맑은 고딕" w:eastAsia="맑은 고딕"/>
+          <w:b w:val="0"/>
+          <w:i w:val="0"/>
+          <w:sz w:val="18"/>
+        </w:rPr>
+        <w:t>[36] Y. Zhang et al., “Highly stable flexible pressure sensors with a quasi-homogeneous composition and interlinked interfaces,” Nature Communications, vol. 13, art. 1317, 2022.</w:t>
+      </w:r>
+    </w:p>
+    <w:p>
+      <w:pPr>
+        <w:spacing w:before="0" w:after="60"/>
+      </w:pPr>
+      <w:r>
+        <w:rPr>
+          <w:rFonts w:ascii="맑은 고딕" w:hAnsi="맑은 고딕" w:eastAsia="맑은 고딕"/>
+          <w:b w:val="0"/>
+          <w:i w:val="0"/>
+          <w:sz w:val="18"/>
+        </w:rPr>
+        <w:t>[37] Mu et al., “Crosstalk-free hybrid integrated multimodal sensor for human temperature, humidity, and pressure monitoring,” Cell Reports Physical Science, 2024.</w:t>
       </w:r>
     </w:p>
     <w:p>
@@ -9096,7 +9250,7 @@
           <w:i w:val="0"/>
           <w:sz w:val="19"/>
         </w:rPr>
-        <w:t>인장이 가해지면 세 형상 인자가 각각 다른 지수로 변한다. 체적 보존과 평면 나선의 기하 구속에서 A(ε) = A₀(1+ε)^0.5, t(ε) = t₀(1+ε)^1.5, r(ε) = r₀(1+ε)^(−0.5)가 얻어지며, 이를 위 식에 대입하면 L_self(ε)가 결정된다. 반면 DC 저항은 R_DC(ε) = R_DC,0(1+ε)²로 단순하다. 이 비대칭 — 인덕턴스는 초월함수를 포함한 복잡한 형상 의존성을, 저항은 단순한 멱함수 의존성을 갖는다는 점 — 이 본문 2.3절에서 해석적 역산이 실패하는 이유의 일부다.</w:t>
+        <w:t>인장이 가해지면 세 형상 인자가 각각 다른 지수로 변한다. 체적 보존과 평면 나선의 기하 구속에서 A(ε) = A₀(1+ε)^0.5, t(ε) = t₀(1+ε)^1.5, r(ε) = r₀(1+ε)^(−0.5)가 얻어지며, 이를 위 식에 대입하면 L_self(ε)가 결정된다. 반면 DC 저항은 R_DC(ε) = R_DC,0(1+ε)²로 단순하다. 이 비대칭 — 인덕턴스는 초월함수를 포함한 복잡한 형상 의존성을, 저항은 단순한 멱함수 의존성을 갖는다는 점 — 이 본문 4.1절에서 해석적 역산이 실패하는 이유의 일부다.</w:t>
       </w:r>
     </w:p>
     <w:p>
@@ -9138,7 +9292,7 @@
           <w:i w:val="0"/>
           <w:sz w:val="19"/>
         </w:rPr>
-        <w:t>접촉 영역에서 ε×F 교차항을 포함한 물리식을 직접 역산한 실험(후보 C4)에서는, 전방향 피팅 자체는 R² = 0.955로 양호했으나 역산 결과는 정답 변형률을 알려준 조건에서도 R² = 0.714, 추정 변형률을 사용한 실제 조건에서는 R² = 0.263에 그쳤다. 품질이 낮은 데이터를 포함했을 때는 변형률 0 근처에서 R² = −75까지 발산하였다. 이는 조건수 23의 선형 근사(5.3절)와 일치하는 결과로, 물리식은 학습을 보조하는 제약항으로는 유효하나 그 자체로 안정적인 역산 수단이 아님을 보여준다.</w:t>
+        <w:t>접촉 영역에서 ε×F 교차항을 포함한 물리식을 직접 역산한 실험(후보 C4)에서는, 전방향 피팅 자체는 R² = 0.955로 양호했으나 역산 결과는 정답 변형률을 알려준 조건에서도 R² = 0.714, 추정 변형률을 사용한 실제 조건에서는 R² = 0.263에 그쳤다. 품질이 낮은 데이터를 포함했을 때는 변형률 0 근처에서 R² = −75까지 발산하였다. 이는 조건수 23의 선형 근사(3.3절)와 일치하는 결과로, 물리식은 학습을 보조하는 제약항으로는 유효하나 그 자체로 안정적인 역산 수단이 아님을 보여준다.</w:t>
       </w:r>
     </w:p>
     <w:p>
